--- a/downloads/documents/04 Units/Unit 02 - Individual Growth and Life Readiness - Me, My Goals, My Money/Lesson 02.10 - Ways to Pay.docx
+++ b/downloads/documents/04 Units/Unit 02 - Individual Growth and Life Readiness - Me, My Goals, My Money/Lesson 02.10 - Ways to Pay.docx
@@ -347,7 +347,7 @@
         <w:t xml:space="preserve"> </w:t>
       </w:r>
       <w:r>
-        <w:t xml:space="preserve">for Turkish, Portuguese, and Spanish.</w:t>
+        <w:t xml:space="preserve">for Spanish.</w:t>
       </w:r>
     </w:p>
     <w:p>

--- a/downloads/documents/04 Units/Unit 02 - Individual Growth and Life Readiness - Me, My Goals, My Money/Lesson 02.10 - Ways to Pay.docx
+++ b/downloads/documents/04 Units/Unit 02 - Individual Growth and Life Readiness - Me, My Goals, My Money/Lesson 02.10 - Ways to Pay.docx
@@ -200,7 +200,7 @@
         <w:pStyle w:val="FirstParagraph"/>
       </w:pPr>
       <w:r>
-        <w:t xml:space="preserve">Note on the National FCS lines: the task asked for a 2.6 payment or record-keeping competency. The 3.0 text for 2.6 has four competencies (2.6.1 planning, 2.6.2 management principles, 2.6.3 insurance, 2.6.4 legal documents). 2.6.2 is the closest and is printed in the IGLR module block; 2.4.3 covers the phone and app side and is also in the block. 2.6.4 (</w:t>
+        <w:t xml:space="preserve">Note on the National FCS lines: the unit plan called for a 2.6 payment or record-keeping competency. The 3.0 text for 2.6 has four competencies (2.6.1 planning, 2.6.2 management principles, 2.6.3 insurance, 2.6.4 legal documents). 2.6.2 is the closest and is printed in the IGLR module block; 2.4.3 covers the phone and app side and is also in the block. 2.6.4 (</w:t>
       </w:r>
       <w:r>
         <w:t xml:space="preserve">“</w:t>
